--- a/papers/class11_v2/AMO_C11_L1_PracticePaper1_v2.docx
+++ b/papers/class11_v2/AMO_C11_L1_PracticePaper1_v2.docx
@@ -1496,7 +1496,7 @@
             <m:oMath>
               <m:acc>
                 <m:accPr>
-                  <m:chr m:val="‾"/>
+                  <m:chr m:val="̅"/>
                 </m:accPr>
                 <m:e>
                   <m:r>
@@ -1864,7 +1864,7 @@
               </m:r>
               <m:acc>
                 <m:accPr>
-                  <m:chr m:val="‾"/>
+                  <m:chr m:val="̅"/>
                 </m:accPr>
                 <m:e>
                   <m:r>

--- a/papers/class11_v2/AMO_C11_L1_PracticePaper1_v2.docx
+++ b/papers/class11_v2/AMO_C11_L1_PracticePaper1_v2.docx
@@ -20011,7 +20011,41 @@
                 <w:i w:val="0"/>
                 <w:sz w:val="20"/>
               </w:rPr>
-              <w:t>The nth term is 4 × 3ⁿ⁻¹ &lt; 10,000, so 3ⁿ⁻¹ &lt; 2,500. Since 3⁷ = 2,187 and 3⁸ = 6,561, n − 1 can be at most 7, so 8 terms (the 8th term is 8,748).</w:t>
+              <w:t xml:space="preserve">The nth term is 4 × 3</w:t>
+            </w:r>
+            <w:r>
+              <w:rPr>
+                <w:b w:val="0"/>
+                <w:sz w:val="20"/>
+                <w:i/>
+                <w:vertAlign w:val="superscript"/>
+              </w:rPr>
+              <w:t>n−1</w:t>
+            </w:r>
+            <w:r>
+              <w:rPr>
+                <w:b w:val="0"/>
+                <w:i w:val="0"/>
+                <w:sz w:val="20"/>
+              </w:rPr>
+              <w:t xml:space="preserve"> &lt; 10,000, so 3</w:t>
+            </w:r>
+            <w:r>
+              <w:rPr>
+                <w:b w:val="0"/>
+                <w:sz w:val="20"/>
+                <w:i/>
+                <w:vertAlign w:val="superscript"/>
+              </w:rPr>
+              <w:t>n−1</w:t>
+            </w:r>
+            <w:r>
+              <w:rPr>
+                <w:b w:val="0"/>
+                <w:i w:val="0"/>
+                <w:sz w:val="20"/>
+              </w:rPr>
+              <w:t xml:space="preserve"> &lt; 2,500. Since 3⁷ = 2,187 and 3⁸ = 6,561, n − 1 can be at most 7, so 8 terms (the 8th term is 8,748).</w:t>
             </w:r>
           </w:p>
         </w:tc>
@@ -24880,7 +24914,41 @@
                 <w:i w:val="0"/>
                 <w:sz w:val="20"/>
               </w:rPr>
-              <w:t>Ratio 3/2 from 128 gives 128, 192, 288, 432, 648, 972: 6 terms. With ratio p/q in lowest terms, n terms need (p/q)ⁿ⁻¹ ≤ 10, and the last term is a multiple of pⁿ⁻¹. For 7 terms, (p/q)⁶ ≤ 10 rules out q = 1 (ratio ≥ 2) and q = 2 ((3/2)⁶ &gt; 11), so q ≥ 3, p ≥ 4 and the last term is at least 4⁶ = 4,096, which is too big.</w:t>
+              <w:t xml:space="preserve">Ratio 3/2 from 128 gives 128, 192, 288, 432, 648, 972: 6 terms. With ratio p/q in lowest terms, n terms need (p/q)</w:t>
+            </w:r>
+            <w:r>
+              <w:rPr>
+                <w:b w:val="0"/>
+                <w:sz w:val="20"/>
+                <w:i/>
+                <w:vertAlign w:val="superscript"/>
+              </w:rPr>
+              <w:t>n−1</w:t>
+            </w:r>
+            <w:r>
+              <w:rPr>
+                <w:b w:val="0"/>
+                <w:i w:val="0"/>
+                <w:sz w:val="20"/>
+              </w:rPr>
+              <w:t xml:space="preserve"> ≤ 10, and the last term is a multiple of p</w:t>
+            </w:r>
+            <w:r>
+              <w:rPr>
+                <w:b w:val="0"/>
+                <w:sz w:val="20"/>
+                <w:i/>
+                <w:vertAlign w:val="superscript"/>
+              </w:rPr>
+              <w:t>n−1</w:t>
+            </w:r>
+            <w:r>
+              <w:rPr>
+                <w:b w:val="0"/>
+                <w:i w:val="0"/>
+                <w:sz w:val="20"/>
+              </w:rPr>
+              <w:t xml:space="preserve">. For 7 terms, (p/q)⁶ ≤ 10 rules out q = 1 (ratio ≥ 2) and q = 2 ((3/2)⁶ &gt; 11), so q ≥ 3, p ≥ 4 and the last term is at least 4⁶ = 4,096, which is too big.</w:t>
             </w:r>
           </w:p>
         </w:tc>
